--- a/templates/default_template.docx
+++ b/templates/default_template.docx
@@ -1743,6 +1743,14 @@
         <w:pStyle w:val="ListBullet"/>
       </w:pPr>
       <w:r>
+        <w:t xml:space="preserve">  （M4.5：engagement.json 任意额外键原样透传，如 engagement.company_name / engagement.system_name / engagement.report_date）</w:t>
+      </w:r>
+    </w:p>
+    <w:p>
+      <w:pPr>
+        <w:pStyle w:val="ListBullet"/>
+      </w:pPr>
+      <w:r>
         <w:t>summary.confirmed / summary.conditional / summary.hypothesis / summary.rejected / summary.severity_counts（dict，按严重级计数）</w:t>
       </w:r>
     </w:p>
@@ -1759,7 +1767,7 @@
         <w:pStyle w:val="ListBullet"/>
       </w:pPr>
       <w:r>
-        <w:t xml:space="preserve">  id, state, title, vuln_type, severity, asset, param, preconditions[], confidence, evidence_kinds[]</w:t>
+        <w:t xml:space="preserve">  id, state, title, vuln_type, severity, severity_cn（M4.5 中文档位：严重/高/中/低/提示）, asset, param, preconditions[], confidence, evidence_kinds[]</w:t>
       </w:r>
     </w:p>
     <w:p>
@@ -1767,7 +1775,15 @@
         <w:pStyle w:val="ListBullet"/>
       </w:pPr>
       <w:r>
-        <w:t xml:space="preserve">  narrative（叙述槽位，可为 null）, rejection_reason（可为 null）</w:t>
+        <w:t xml:space="preserve">  narrative（叙述槽位，可为 null）, narrative_parts（M4.5 三段叙述 {description, impact, remediation}，可为 null）, rejection_reason（可为 null）</w:t>
+      </w:r>
+    </w:p>
+    <w:p>
+      <w:pPr>
+        <w:pStyle w:val="ListBullet"/>
+      </w:pPr>
+      <w:r>
+        <w:t xml:space="preserve">  repro_text（M4.5 编号拼接复现文本，\n 连接，供 {% raw %}{{r }}{% endraw %} 富文本；无步骤为空串）</w:t>
       </w:r>
     </w:p>
     <w:p>
@@ -1800,6 +1816,22 @@
       </w:pPr>
       <w:r>
         <w:t>sections.overview / sections.remediation（固定章节叙述，可为 null）</w:t>
+      </w:r>
+    </w:p>
+    <w:p>
+      <w:pPr>
+        <w:pStyle w:val="ListBullet"/>
+      </w:pPr>
+      <w:r>
+        <w:t>evidence_index[]（M4.5 扁平证据索引，confirmed+conditional 全部条目，稳定排序）：{finding_id, file, sha256, source_ref, line_anchor}</w:t>
+      </w:r>
+    </w:p>
+    <w:p>
+      <w:pPr>
+        <w:pStyle w:val="ListBullet"/>
+      </w:pPr>
+      <w:r>
+        <w:t>过滤器：cn_date（M4.5，ISO 时间 → 「2026年8月7日」，空值 → 空串，非 ISO 原样返回），用法 {% raw %}{{ engagement.started_at | cn_date }}{% endraw %}</w:t>
       </w:r>
     </w:p>
     <w:sectPr>

--- a/templates/default_template.docx
+++ b/templates/default_template.docx
@@ -642,6 +642,21 @@
         </w:tc>
       </w:tr>
     </w:tbl>
+    <w:p>
+      <w:r>
+        <w:t>{%p if f.cvss_score is not none %}</w:t>
+      </w:r>
+    </w:p>
+    <w:p>
+      <w:r>
+        <w:t>CVSS：{{ f.cvss_score }}（{{ f.cvss_vector }}）</w:t>
+      </w:r>
+    </w:p>
+    <w:p>
+      <w:r>
+        <w:t>{%p endif %}</w:t>
+      </w:r>
+    </w:p>
     <w:p>
       <w:r>
         <w:t>{%p if f.verification %}</w:t>
@@ -1791,6 +1806,14 @@
         <w:pStyle w:val="ListBullet"/>
       </w:pPr>
       <w:r>
+        <w:t xml:space="preserve">  cvss_vector / cvss_score（M6b：CVSS v3.1 向量 + 代码确定性算分，仅 Confirmed 有值，可为 null）</w:t>
+      </w:r>
+    </w:p>
+    <w:p>
+      <w:pPr>
+        <w:pStyle w:val="ListBullet"/>
+      </w:pPr>
+      <w:r>
         <w:t xml:space="preserve">  verification.{method, evidence_refs[], baseline_diff, reproduction_steps[], verified_by, verified_at}（可为 null）</w:t>
       </w:r>
     </w:p>
@@ -1799,7 +1822,7 @@
         <w:pStyle w:val="ListBullet"/>
       </w:pPr>
       <w:r>
-        <w:t xml:space="preserve">  verifier.{model, verdict, reason}（可为 null）</w:t>
+        <w:t xml:space="preserve">  verifier.{model, verdict, reason, cvss_vector, cvss_rationale}（可为 null；后两者 M6b，reject 为 null）</w:t>
       </w:r>
     </w:p>
     <w:p>

--- a/templates/default_template.docx
+++ b/templates/default_template.docx
@@ -1683,7 +1683,7 @@
           </w:tcPr>
           <w:p>
             <w:r>
-              <w:t>{{ f.rejection_reason or '—' }}</w:t>
+              <w:t>{{ f.reason_cn or f.rejection_reason or '—' }}</w:t>
             </w:r>
           </w:p>
         </w:tc>
@@ -1790,7 +1790,7 @@
         <w:pStyle w:val="ListBullet"/>
       </w:pPr>
       <w:r>
-        <w:t xml:space="preserve">  narrative（叙述槽位，可为 null）, narrative_parts（M4.5 三段叙述 {description, impact, remediation}，可为 null）, rejection_reason（可为 null）</w:t>
+        <w:t xml:space="preserve">  narrative（叙述槽位，可为 null）, narrative_parts（M4.5 三段叙述 {description, impact, remediation}，可为 null）, rejection_reason（可为 null）, reason_cn（M6c 误报中文归因，可为 null，附录 B 用 reason_cn or rejection_reason 回退）</w:t>
       </w:r>
     </w:p>
     <w:p>

--- a/templates/default_template.docx
+++ b/templates/default_template.docx
@@ -764,6 +764,31 @@
     <w:p>
       <w:r>
         <w:t>baseline 对照：{{ f.verification.baseline_diff or '—' }}</w:t>
+      </w:r>
+    </w:p>
+    <w:p>
+      <w:r>
+        <w:t>{%p if f.verification.claim is not none %}</w:t>
+      </w:r>
+    </w:p>
+    <w:p>
+      <w:r>
+        <w:t>验证声明（claim）：{{ f.verification.claim }}</w:t>
+      </w:r>
+    </w:p>
+    <w:p>
+      <w:r>
+        <w:t>预期结果（expected）：{{ f.verification.expected or '—' }}</w:t>
+      </w:r>
+    </w:p>
+    <w:p>
+      <w:r>
+        <w:t>实际结果（actual）：{{ f.verification.actual or '—' }}</w:t>
+      </w:r>
+    </w:p>
+    <w:p>
+      <w:r>
+        <w:t>{%p endif %}</w:t>
       </w:r>
     </w:p>
     <w:p>
@@ -1814,7 +1839,7 @@
         <w:pStyle w:val="ListBullet"/>
       </w:pPr>
       <w:r>
-        <w:t xml:space="preserve">  verification.{method, evidence_refs[], baseline_diff, reproduction_steps[], verified_by, verified_at}（可为 null）</w:t>
+        <w:t xml:space="preserve">  verification.{method, evidence_refs[], baseline_diff, reproduction_steps[], verified_by, verified_at, claim, expected, actual（M8b 四段式，仅 xss 链路有值，可为 null——条件渲染须 is not none 判空）}（可为 null）</w:t>
       </w:r>
     </w:p>
     <w:p>

--- a/templates/default_template.docx
+++ b/templates/default_template.docx
@@ -399,7 +399,7 @@
           </w:tcPr>
           <w:p>
             <w:r>
-              <w:t>{{ f.title or '—' }}</w:t>
+              <w:t>{{ f.title or f.vuln_type }}</w:t>
             </w:r>
           </w:p>
         </w:tc>
@@ -1839,7 +1839,7 @@
         <w:pStyle w:val="ListBullet"/>
       </w:pPr>
       <w:r>
-        <w:t xml:space="preserve">  verification.{method, evidence_refs[], baseline_diff, reproduction_steps[], verified_by, verified_at, claim, expected, actual（M8b 四段式，仅 xss 链路有值，可为 null——条件渲染须 is not none 判空）}（可为 null）</w:t>
+        <w:t xml:space="preserve">  verification.{method, evidence_refs[], baseline_diff, reproduction_steps[], verified_by, verified_at, claim, expected, actual（M8b 四段式，xss/idor/sqli（M8d 起）链路有值、其余与旧数据为 null——条件渲染须 is not none 判空）}（可为 null）</w:t>
       </w:r>
     </w:p>
     <w:p>
